--- a/docs/lectures/09_16_multivariate_statistics/multivariate_statistics.docx
+++ b/docs/lectures/09_16_multivariate_statistics/multivariate_statistics.docx
@@ -18383,7 +18383,7 @@
         <w:rPr>
           <w:rStyle w:val="DocumentationTok"/>
         </w:rPr>
-        <w:t xml:space="preserve">## Model     1   32.602 0.10636 5.7128  0.003 **</w:t>
+        <w:t xml:space="preserve">## Model     1   32.602 0.10636 5.7128  0.002 **</w:t>
       </w:r>
       <w:r>
         <w:br/>
@@ -18599,7 +18599,7 @@
         <w:rPr>
           <w:rStyle w:val="DocumentationTok"/>
         </w:rPr>
-        <w:t xml:space="preserve">## Model     1    26.24 0.06493 3.3333  0.017 *</w:t>
+        <w:t xml:space="preserve">## Model     1    26.24 0.06493 3.3333  0.011 *</w:t>
       </w:r>
       <w:r>
         <w:br/>
@@ -18734,7 +18734,7 @@
         <w:rPr>
           <w:rStyle w:val="DocumentationTok"/>
         </w:rPr>
-        <w:t xml:space="preserve">##          Df SumOfSqs     R2      F Pr(&gt;F)    </w:t>
+        <w:t xml:space="preserve">##          Df SumOfSqs     R2      F Pr(&gt;F)   </w:t>
       </w:r>
       <w:r>
         <w:br/>
@@ -18743,7 +18743,7 @@
         <w:rPr>
           <w:rStyle w:val="DocumentationTok"/>
         </w:rPr>
-        <w:t xml:space="preserve">## Model     1   101.69 0.2468 11.468  0.001 ***</w:t>
+        <w:t xml:space="preserve">## Model     1   101.69 0.2468 11.468  0.002 **</w:t>
       </w:r>
       <w:r>
         <w:br/>
@@ -18752,7 +18752,7 @@
         <w:rPr>
           <w:rStyle w:val="DocumentationTok"/>
         </w:rPr>
-        <w:t xml:space="preserve">## Residual 35   310.35 0.7532                  </w:t>
+        <w:t xml:space="preserve">## Residual 35   310.35 0.7532                 </w:t>
       </w:r>
       <w:r>
         <w:br/>
@@ -18761,7 +18761,7 @@
         <w:rPr>
           <w:rStyle w:val="DocumentationTok"/>
         </w:rPr>
-        <w:t xml:space="preserve">## Total    36   412.04 1.0000                  </w:t>
+        <w:t xml:space="preserve">## Total    36   412.04 1.0000                 </w:t>
       </w:r>
       <w:r>
         <w:br/>
@@ -19096,7 +19096,7 @@
         <w:rPr>
           <w:rStyle w:val="DocumentationTok"/>
         </w:rPr>
-        <w:t xml:space="preserve">## LEH 0.096 0.006 -    </w:t>
+        <w:t xml:space="preserve">## LEH 0.126 0.006 -    </w:t>
       </w:r>
       <w:r>
         <w:br/>
@@ -19105,7 +19105,7 @@
         <w:rPr>
           <w:rStyle w:val="DocumentationTok"/>
         </w:rPr>
-        <w:t xml:space="preserve">## TJH 0.018 0.006 0.024</w:t>
+        <w:t xml:space="preserve">## TJH 0.006 0.006 0.018</w:t>
       </w:r>
       <w:r>
         <w:br/>

--- a/docs/lectures/09_16_multivariate_statistics/multivariate_statistics.docx
+++ b/docs/lectures/09_16_multivariate_statistics/multivariate_statistics.docx
@@ -18599,7 +18599,7 @@
         <w:rPr>
           <w:rStyle w:val="DocumentationTok"/>
         </w:rPr>
-        <w:t xml:space="preserve">## Model     1    26.24 0.06493 3.3333  0.011 *</w:t>
+        <w:t xml:space="preserve">## Model     1    26.24 0.06493 3.3333  0.021 *</w:t>
       </w:r>
       <w:r>
         <w:br/>
@@ -18734,7 +18734,7 @@
         <w:rPr>
           <w:rStyle w:val="DocumentationTok"/>
         </w:rPr>
-        <w:t xml:space="preserve">##          Df SumOfSqs     R2      F Pr(&gt;F)   </w:t>
+        <w:t xml:space="preserve">##          Df SumOfSqs     R2      F Pr(&gt;F)    </w:t>
       </w:r>
       <w:r>
         <w:br/>
@@ -18743,7 +18743,7 @@
         <w:rPr>
           <w:rStyle w:val="DocumentationTok"/>
         </w:rPr>
-        <w:t xml:space="preserve">## Model     1   101.69 0.2468 11.468  0.002 **</w:t>
+        <w:t xml:space="preserve">## Model     1   101.69 0.2468 11.468  0.001 ***</w:t>
       </w:r>
       <w:r>
         <w:br/>
@@ -18752,7 +18752,7 @@
         <w:rPr>
           <w:rStyle w:val="DocumentationTok"/>
         </w:rPr>
-        <w:t xml:space="preserve">## Residual 35   310.35 0.7532                 </w:t>
+        <w:t xml:space="preserve">## Residual 35   310.35 0.7532                  </w:t>
       </w:r>
       <w:r>
         <w:br/>
@@ -18761,7 +18761,7 @@
         <w:rPr>
           <w:rStyle w:val="DocumentationTok"/>
         </w:rPr>
-        <w:t xml:space="preserve">## Total    36   412.04 1.0000                 </w:t>
+        <w:t xml:space="preserve">## Total    36   412.04 1.0000                  </w:t>
       </w:r>
       <w:r>
         <w:br/>
@@ -19096,7 +19096,7 @@
         <w:rPr>
           <w:rStyle w:val="DocumentationTok"/>
         </w:rPr>
-        <w:t xml:space="preserve">## LEH 0.126 0.006 -    </w:t>
+        <w:t xml:space="preserve">## LEH 0.114 0.006 -    </w:t>
       </w:r>
       <w:r>
         <w:br/>
@@ -19105,7 +19105,7 @@
         <w:rPr>
           <w:rStyle w:val="DocumentationTok"/>
         </w:rPr>
-        <w:t xml:space="preserve">## TJH 0.006 0.006 0.018</w:t>
+        <w:t xml:space="preserve">## TJH 0.006 0.006 0.006</w:t>
       </w:r>
       <w:r>
         <w:br/>

--- a/docs/lectures/09_16_multivariate_statistics/multivariate_statistics.docx
+++ b/docs/lectures/09_16_multivariate_statistics/multivariate_statistics.docx
@@ -18374,6 +18374,78 @@
         <w:rPr>
           <w:rStyle w:val="DocumentationTok"/>
         </w:rPr>
+        <w:t xml:space="preserve">##          Df SumOfSqs      R2      F Pr(&gt;F)    </w:t>
+      </w:r>
+      <w:r>
+        <w:br/>
+      </w:r>
+      <w:r>
+        <w:rPr>
+          <w:rStyle w:val="DocumentationTok"/>
+        </w:rPr>
+        <w:t xml:space="preserve">## Model     1   32.602 0.10636 5.7128  0.001 ***</w:t>
+      </w:r>
+      <w:r>
+        <w:br/>
+      </w:r>
+      <w:r>
+        <w:rPr>
+          <w:rStyle w:val="DocumentationTok"/>
+        </w:rPr>
+        <w:t xml:space="preserve">## Residual 48  273.930 0.89364                  </w:t>
+      </w:r>
+      <w:r>
+        <w:br/>
+      </w:r>
+      <w:r>
+        <w:rPr>
+          <w:rStyle w:val="DocumentationTok"/>
+        </w:rPr>
+        <w:t xml:space="preserve">## Total    49  306.532 1.00000                  </w:t>
+      </w:r>
+      <w:r>
+        <w:br/>
+      </w:r>
+      <w:r>
+        <w:rPr>
+          <w:rStyle w:val="DocumentationTok"/>
+        </w:rPr>
+        <w:t xml:space="preserve">## ---</w:t>
+      </w:r>
+      <w:r>
+        <w:br/>
+      </w:r>
+      <w:r>
+        <w:rPr>
+          <w:rStyle w:val="DocumentationTok"/>
+        </w:rPr>
+        <w:t xml:space="preserve">## Signif. codes:  0 '***' 0.001 '**' 0.01 '*' 0.05 '.' 0.1 ' ' 1</w:t>
+      </w:r>
+      <w:r>
+        <w:br/>
+      </w:r>
+      <w:r>
+        <w:rPr>
+          <w:rStyle w:val="DocumentationTok"/>
+        </w:rPr>
+        <w:t xml:space="preserve">## </w:t>
+      </w:r>
+      <w:r>
+        <w:br/>
+      </w:r>
+      <w:r>
+        <w:rPr>
+          <w:rStyle w:val="DocumentationTok"/>
+        </w:rPr>
+        <w:t xml:space="preserve">## $TJH_vs_LEH</w:t>
+      </w:r>
+      <w:r>
+        <w:br/>
+      </w:r>
+      <w:r>
+        <w:rPr>
+          <w:rStyle w:val="DocumentationTok"/>
+        </w:rPr>
         <w:t xml:space="preserve">##          Df SumOfSqs      R2      F Pr(&gt;F)   </w:t>
       </w:r>
       <w:r>
@@ -18383,7 +18455,7 @@
         <w:rPr>
           <w:rStyle w:val="DocumentationTok"/>
         </w:rPr>
-        <w:t xml:space="preserve">## Model     1   32.602 0.10636 5.7128  0.002 **</w:t>
+        <w:t xml:space="preserve">## Model     1    47.72 0.10517 5.6414  0.006 **</w:t>
       </w:r>
       <w:r>
         <w:br/>
@@ -18392,7 +18464,7 @@
         <w:rPr>
           <w:rStyle w:val="DocumentationTok"/>
         </w:rPr>
-        <w:t xml:space="preserve">## Residual 48  273.930 0.89364                 </w:t>
+        <w:t xml:space="preserve">## Residual 48   406.06 0.89483                 </w:t>
       </w:r>
       <w:r>
         <w:br/>
@@ -18401,7 +18473,7 @@
         <w:rPr>
           <w:rStyle w:val="DocumentationTok"/>
         </w:rPr>
-        <w:t xml:space="preserve">## Total    49  306.532 1.00000                 </w:t>
+        <w:t xml:space="preserve">## Total    49   453.78 1.00000                 </w:t>
       </w:r>
       <w:r>
         <w:br/>
@@ -18437,7 +18509,7 @@
         <w:rPr>
           <w:rStyle w:val="DocumentationTok"/>
         </w:rPr>
-        <w:t xml:space="preserve">## $TJH_vs_LEH</w:t>
+        <w:t xml:space="preserve">## $TJH_vs_HD</w:t>
       </w:r>
       <w:r>
         <w:br/>
@@ -18446,7 +18518,7 @@
         <w:rPr>
           <w:rStyle w:val="DocumentationTok"/>
         </w:rPr>
-        <w:t xml:space="preserve">##          Df SumOfSqs      R2      F Pr(&gt;F)   </w:t>
+        <w:t xml:space="preserve">##          Df SumOfSqs      R2      F Pr(&gt;F)    </w:t>
       </w:r>
       <w:r>
         <w:br/>
@@ -18455,7 +18527,7 @@
         <w:rPr>
           <w:rStyle w:val="DocumentationTok"/>
         </w:rPr>
-        <w:t xml:space="preserve">## Model     1    47.72 0.10517 5.6414  0.004 **</w:t>
+        <w:t xml:space="preserve">## Model     1   69.308 0.25135 11.751  0.001 ***</w:t>
       </w:r>
       <w:r>
         <w:br/>
@@ -18464,7 +18536,7 @@
         <w:rPr>
           <w:rStyle w:val="DocumentationTok"/>
         </w:rPr>
-        <w:t xml:space="preserve">## Residual 48   406.06 0.89483                 </w:t>
+        <w:t xml:space="preserve">## Residual 35  206.432 0.74865                  </w:t>
       </w:r>
       <w:r>
         <w:br/>
@@ -18473,7 +18545,7 @@
         <w:rPr>
           <w:rStyle w:val="DocumentationTok"/>
         </w:rPr>
-        <w:t xml:space="preserve">## Total    49   453.78 1.00000                 </w:t>
+        <w:t xml:space="preserve">## Total    36  275.740 1.00000                  </w:t>
       </w:r>
       <w:r>
         <w:br/>
@@ -18509,7 +18581,7 @@
         <w:rPr>
           <w:rStyle w:val="DocumentationTok"/>
         </w:rPr>
-        <w:t xml:space="preserve">## $TJH_vs_HD</w:t>
+        <w:t xml:space="preserve">## $DG_vs_LEH</w:t>
       </w:r>
       <w:r>
         <w:br/>
@@ -18518,6 +18590,78 @@
         <w:rPr>
           <w:rStyle w:val="DocumentationTok"/>
         </w:rPr>
+        <w:t xml:space="preserve">##          Df SumOfSqs      R2      F Pr(&gt;F)  </w:t>
+      </w:r>
+      <w:r>
+        <w:br/>
+      </w:r>
+      <w:r>
+        <w:rPr>
+          <w:rStyle w:val="DocumentationTok"/>
+        </w:rPr>
+        <w:t xml:space="preserve">## Model     1    26.24 0.06493 3.3333  0.017 *</w:t>
+      </w:r>
+      <w:r>
+        <w:br/>
+      </w:r>
+      <w:r>
+        <w:rPr>
+          <w:rStyle w:val="DocumentationTok"/>
+        </w:rPr>
+        <w:t xml:space="preserve">## Residual 48   377.85 0.93507                </w:t>
+      </w:r>
+      <w:r>
+        <w:br/>
+      </w:r>
+      <w:r>
+        <w:rPr>
+          <w:rStyle w:val="DocumentationTok"/>
+        </w:rPr>
+        <w:t xml:space="preserve">## Total    49   404.09 1.00000                </w:t>
+      </w:r>
+      <w:r>
+        <w:br/>
+      </w:r>
+      <w:r>
+        <w:rPr>
+          <w:rStyle w:val="DocumentationTok"/>
+        </w:rPr>
+        <w:t xml:space="preserve">## ---</w:t>
+      </w:r>
+      <w:r>
+        <w:br/>
+      </w:r>
+      <w:r>
+        <w:rPr>
+          <w:rStyle w:val="DocumentationTok"/>
+        </w:rPr>
+        <w:t xml:space="preserve">## Signif. codes:  0 '***' 0.001 '**' 0.01 '*' 0.05 '.' 0.1 ' ' 1</w:t>
+      </w:r>
+      <w:r>
+        <w:br/>
+      </w:r>
+      <w:r>
+        <w:rPr>
+          <w:rStyle w:val="DocumentationTok"/>
+        </w:rPr>
+        <w:t xml:space="preserve">## </w:t>
+      </w:r>
+      <w:r>
+        <w:br/>
+      </w:r>
+      <w:r>
+        <w:rPr>
+          <w:rStyle w:val="DocumentationTok"/>
+        </w:rPr>
+        <w:t xml:space="preserve">## $DG_vs_HD</w:t>
+      </w:r>
+      <w:r>
+        <w:br/>
+      </w:r>
+      <w:r>
+        <w:rPr>
+          <w:rStyle w:val="DocumentationTok"/>
+        </w:rPr>
         <w:t xml:space="preserve">##          Df SumOfSqs      R2      F Pr(&gt;F)    </w:t>
       </w:r>
       <w:r>
@@ -18527,7 +18671,7 @@
         <w:rPr>
           <w:rStyle w:val="DocumentationTok"/>
         </w:rPr>
-        <w:t xml:space="preserve">## Model     1   69.308 0.25135 11.751  0.001 ***</w:t>
+        <w:t xml:space="preserve">## Model     1   131.09 0.42382 25.745  0.001 ***</w:t>
       </w:r>
       <w:r>
         <w:br/>
@@ -18536,7 +18680,7 @@
         <w:rPr>
           <w:rStyle w:val="DocumentationTok"/>
         </w:rPr>
-        <w:t xml:space="preserve">## Residual 35  206.432 0.74865                  </w:t>
+        <w:t xml:space="preserve">## Residual 35   178.22 0.57618                  </w:t>
       </w:r>
       <w:r>
         <w:br/>
@@ -18545,7 +18689,7 @@
         <w:rPr>
           <w:rStyle w:val="DocumentationTok"/>
         </w:rPr>
-        <w:t xml:space="preserve">## Total    36  275.740 1.00000                  </w:t>
+        <w:t xml:space="preserve">## Total    36   309.31 1.00000                  </w:t>
       </w:r>
       <w:r>
         <w:br/>
@@ -18581,7 +18725,7 @@
         <w:rPr>
           <w:rStyle w:val="DocumentationTok"/>
         </w:rPr>
-        <w:t xml:space="preserve">## $DG_vs_LEH</w:t>
+        <w:t xml:space="preserve">## $LEH_vs_HD</w:t>
       </w:r>
       <w:r>
         <w:br/>
@@ -18590,7 +18734,7 @@
         <w:rPr>
           <w:rStyle w:val="DocumentationTok"/>
         </w:rPr>
-        <w:t xml:space="preserve">##          Df SumOfSqs      R2      F Pr(&gt;F)  </w:t>
+        <w:t xml:space="preserve">##          Df SumOfSqs     R2      F Pr(&gt;F)    </w:t>
       </w:r>
       <w:r>
         <w:br/>
@@ -18599,7 +18743,7 @@
         <w:rPr>
           <w:rStyle w:val="DocumentationTok"/>
         </w:rPr>
-        <w:t xml:space="preserve">## Model     1    26.24 0.06493 3.3333  0.021 *</w:t>
+        <w:t xml:space="preserve">## Model     1   101.69 0.2468 11.468  0.001 ***</w:t>
       </w:r>
       <w:r>
         <w:br/>
@@ -18608,7 +18752,7 @@
         <w:rPr>
           <w:rStyle w:val="DocumentationTok"/>
         </w:rPr>
-        <w:t xml:space="preserve">## Residual 48   377.85 0.93507                </w:t>
+        <w:t xml:space="preserve">## Residual 35   310.35 0.7532                  </w:t>
       </w:r>
       <w:r>
         <w:br/>
@@ -18617,7 +18761,7 @@
         <w:rPr>
           <w:rStyle w:val="DocumentationTok"/>
         </w:rPr>
-        <w:t xml:space="preserve">## Total    49   404.09 1.00000                </w:t>
+        <w:t xml:space="preserve">## Total    36   412.04 1.0000                  </w:t>
       </w:r>
       <w:r>
         <w:br/>
@@ -18653,7 +18797,7 @@
         <w:rPr>
           <w:rStyle w:val="DocumentationTok"/>
         </w:rPr>
-        <w:t xml:space="preserve">## $DG_vs_HD</w:t>
+        <w:t xml:space="preserve">## attr(,"class")</w:t>
       </w:r>
       <w:r>
         <w:br/>
@@ -18662,7 +18806,216 @@
         <w:rPr>
           <w:rStyle w:val="DocumentationTok"/>
         </w:rPr>
-        <w:t xml:space="preserve">##          Df SumOfSqs      R2      F Pr(&gt;F)    </w:t>
+        <w:t xml:space="preserve">## [1] "pwadstrata" "list"</w:t>
+      </w:r>
+    </w:p>
+    <w:p>
+      <w:pPr>
+        <w:pStyle w:val="SourceCode"/>
+      </w:pPr>
+      <w:r>
+        <w:rPr>
+          <w:rStyle w:val="CommentTok"/>
+        </w:rPr>
+        <w:t xml:space="preserve"># install.packages("RVAideMemoire")</w:t>
+      </w:r>
+      <w:r>
+        <w:br/>
+      </w:r>
+      <w:r>
+        <w:rPr>
+          <w:rStyle w:val="FunctionTok"/>
+        </w:rPr>
+        <w:t xml:space="preserve">library</w:t>
+      </w:r>
+      <w:r>
+        <w:rPr>
+          <w:rStyle w:val="NormalTok"/>
+        </w:rPr>
+        <w:t xml:space="preserve">(RVAideMemoire)</w:t>
+      </w:r>
+      <w:r>
+        <w:br/>
+      </w:r>
+      <w:r>
+        <w:br/>
+      </w:r>
+      <w:r>
+        <w:rPr>
+          <w:rStyle w:val="CommentTok"/>
+        </w:rPr>
+        <w:t xml:space="preserve"># Pairwise PERMANOVA</w:t>
+      </w:r>
+      <w:r>
+        <w:br/>
+      </w:r>
+      <w:r>
+        <w:rPr>
+          <w:rStyle w:val="FunctionTok"/>
+        </w:rPr>
+        <w:t xml:space="preserve">pairwise.perm.manova</w:t>
+      </w:r>
+      <w:r>
+        <w:rPr>
+          <w:rStyle w:val="NormalTok"/>
+        </w:rPr>
+        <w:t xml:space="preserve">(</w:t>
+      </w:r>
+      <w:r>
+        <w:rPr>
+          <w:rStyle w:val="FunctionTok"/>
+        </w:rPr>
+        <w:t xml:space="preserve">vegdist</w:t>
+      </w:r>
+      <w:r>
+        <w:rPr>
+          <w:rStyle w:val="NormalTok"/>
+        </w:rPr>
+        <w:t xml:space="preserve">(darl_scaled, </w:t>
+      </w:r>
+      <w:r>
+        <w:rPr>
+          <w:rStyle w:val="AttributeTok"/>
+        </w:rPr>
+        <w:t xml:space="preserve">method =</w:t>
+      </w:r>
+      <w:r>
+        <w:rPr>
+          <w:rStyle w:val="NormalTok"/>
+        </w:rPr>
+        <w:t xml:space="preserve"> </w:t>
+      </w:r>
+      <w:r>
+        <w:rPr>
+          <w:rStyle w:val="StringTok"/>
+        </w:rPr>
+        <w:t xml:space="preserve">"euclidean"</w:t>
+      </w:r>
+      <w:r>
+        <w:rPr>
+          <w:rStyle w:val="NormalTok"/>
+        </w:rPr>
+        <w:t xml:space="preserve">),</w:t>
+      </w:r>
+      <w:r>
+        <w:br/>
+      </w:r>
+      <w:r>
+        <w:rPr>
+          <w:rStyle w:val="NormalTok"/>
+        </w:rPr>
+        <w:t xml:space="preserve">                     darlingtonia</w:t>
+      </w:r>
+      <w:r>
+        <w:rPr>
+          <w:rStyle w:val="SpecialCharTok"/>
+        </w:rPr>
+        <w:t xml:space="preserve">$</w:t>
+      </w:r>
+      <w:r>
+        <w:rPr>
+          <w:rStyle w:val="NormalTok"/>
+        </w:rPr>
+        <w:t xml:space="preserve">site,</w:t>
+      </w:r>
+      <w:r>
+        <w:br/>
+      </w:r>
+      <w:r>
+        <w:rPr>
+          <w:rStyle w:val="NormalTok"/>
+        </w:rPr>
+        <w:t xml:space="preserve">                     </w:t>
+      </w:r>
+      <w:r>
+        <w:rPr>
+          <w:rStyle w:val="AttributeTok"/>
+        </w:rPr>
+        <w:t xml:space="preserve">test =</w:t>
+      </w:r>
+      <w:r>
+        <w:rPr>
+          <w:rStyle w:val="NormalTok"/>
+        </w:rPr>
+        <w:t xml:space="preserve"> </w:t>
+      </w:r>
+      <w:r>
+        <w:rPr>
+          <w:rStyle w:val="StringTok"/>
+        </w:rPr>
+        <w:t xml:space="preserve">"Wilks"</w:t>
+      </w:r>
+      <w:r>
+        <w:rPr>
+          <w:rStyle w:val="NormalTok"/>
+        </w:rPr>
+        <w:t xml:space="preserve">,</w:t>
+      </w:r>
+      <w:r>
+        <w:br/>
+      </w:r>
+      <w:r>
+        <w:rPr>
+          <w:rStyle w:val="NormalTok"/>
+        </w:rPr>
+        <w:t xml:space="preserve">                     </w:t>
+      </w:r>
+      <w:r>
+        <w:rPr>
+          <w:rStyle w:val="AttributeTok"/>
+        </w:rPr>
+        <w:t xml:space="preserve">nperm =</w:t>
+      </w:r>
+      <w:r>
+        <w:rPr>
+          <w:rStyle w:val="NormalTok"/>
+        </w:rPr>
+        <w:t xml:space="preserve"> </w:t>
+      </w:r>
+      <w:r>
+        <w:rPr>
+          <w:rStyle w:val="DecValTok"/>
+        </w:rPr>
+        <w:t xml:space="preserve">999</w:t>
+      </w:r>
+      <w:r>
+        <w:rPr>
+          <w:rStyle w:val="NormalTok"/>
+        </w:rPr>
+        <w:t xml:space="preserve">,</w:t>
+      </w:r>
+      <w:r>
+        <w:br/>
+      </w:r>
+      <w:r>
+        <w:rPr>
+          <w:rStyle w:val="NormalTok"/>
+        </w:rPr>
+        <w:t xml:space="preserve">                     </w:t>
+      </w:r>
+      <w:r>
+        <w:rPr>
+          <w:rStyle w:val="AttributeTok"/>
+        </w:rPr>
+        <w:t xml:space="preserve">p.method =</w:t>
+      </w:r>
+      <w:r>
+        <w:rPr>
+          <w:rStyle w:val="NormalTok"/>
+        </w:rPr>
+        <w:t xml:space="preserve"> </w:t>
+      </w:r>
+      <w:r>
+        <w:rPr>
+          <w:rStyle w:val="StringTok"/>
+        </w:rPr>
+        <w:t xml:space="preserve">"bonferroni"</w:t>
+      </w:r>
+      <w:r>
+        <w:rPr>
+          <w:rStyle w:val="NormalTok"/>
+        </w:rPr>
+        <w:t xml:space="preserve">)</w:t>
       </w:r>
       <w:r>
         <w:br/>
@@ -18671,7 +19024,7 @@
         <w:rPr>
           <w:rStyle w:val="DocumentationTok"/>
         </w:rPr>
-        <w:t xml:space="preserve">## Model     1   131.09 0.42382 25.745  0.001 ***</w:t>
+        <w:t xml:space="preserve">## </w:t>
       </w:r>
       <w:r>
         <w:br/>
@@ -18680,7 +19033,7 @@
         <w:rPr>
           <w:rStyle w:val="DocumentationTok"/>
         </w:rPr>
-        <w:t xml:space="preserve">## Residual 35   178.22 0.57618                  </w:t>
+        <w:t xml:space="preserve">##  Pairwise comparisons using permutation MANOVAs on a distance matrix </w:t>
       </w:r>
       <w:r>
         <w:br/>
@@ -18689,7 +19042,7 @@
         <w:rPr>
           <w:rStyle w:val="DocumentationTok"/>
         </w:rPr>
-        <w:t xml:space="preserve">## Total    36   309.31 1.00000                  </w:t>
+        <w:t xml:space="preserve">## </w:t>
       </w:r>
       <w:r>
         <w:br/>
@@ -18698,7 +19051,7 @@
         <w:rPr>
           <w:rStyle w:val="DocumentationTok"/>
         </w:rPr>
-        <w:t xml:space="preserve">## ---</w:t>
+        <w:t xml:space="preserve">## data:  vegdist(darl_scaled, method = "euclidean") by darlingtonia$site</w:t>
       </w:r>
       <w:r>
         <w:br/>
@@ -18707,7 +19060,7 @@
         <w:rPr>
           <w:rStyle w:val="DocumentationTok"/>
         </w:rPr>
-        <w:t xml:space="preserve">## Signif. codes:  0 '***' 0.001 '**' 0.01 '*' 0.05 '.' 0.1 ' ' 1</w:t>
+        <w:t xml:space="preserve">## 999 permutations </w:t>
       </w:r>
       <w:r>
         <w:br/>
@@ -18725,7 +19078,7 @@
         <w:rPr>
           <w:rStyle w:val="DocumentationTok"/>
         </w:rPr>
-        <w:t xml:space="preserve">## $LEH_vs_HD</w:t>
+        <w:t xml:space="preserve">##     DG    HD    LEH  </w:t>
       </w:r>
       <w:r>
         <w:br/>
@@ -18734,7 +19087,7 @@
         <w:rPr>
           <w:rStyle w:val="DocumentationTok"/>
         </w:rPr>
-        <w:t xml:space="preserve">##          Df SumOfSqs     R2      F Pr(&gt;F)    </w:t>
+        <w:t xml:space="preserve">## HD  0.006 -     -    </w:t>
       </w:r>
       <w:r>
         <w:br/>
@@ -18743,7 +19096,7 @@
         <w:rPr>
           <w:rStyle w:val="DocumentationTok"/>
         </w:rPr>
-        <w:t xml:space="preserve">## Model     1   101.69 0.2468 11.468  0.001 ***</w:t>
+        <w:t xml:space="preserve">## LEH 0.162 0.006 -    </w:t>
       </w:r>
       <w:r>
         <w:br/>
@@ -18752,360 +19105,7 @@
         <w:rPr>
           <w:rStyle w:val="DocumentationTok"/>
         </w:rPr>
-        <w:t xml:space="preserve">## Residual 35   310.35 0.7532                  </w:t>
-      </w:r>
-      <w:r>
-        <w:br/>
-      </w:r>
-      <w:r>
-        <w:rPr>
-          <w:rStyle w:val="DocumentationTok"/>
-        </w:rPr>
-        <w:t xml:space="preserve">## Total    36   412.04 1.0000                  </w:t>
-      </w:r>
-      <w:r>
-        <w:br/>
-      </w:r>
-      <w:r>
-        <w:rPr>
-          <w:rStyle w:val="DocumentationTok"/>
-        </w:rPr>
-        <w:t xml:space="preserve">## ---</w:t>
-      </w:r>
-      <w:r>
-        <w:br/>
-      </w:r>
-      <w:r>
-        <w:rPr>
-          <w:rStyle w:val="DocumentationTok"/>
-        </w:rPr>
-        <w:t xml:space="preserve">## Signif. codes:  0 '***' 0.001 '**' 0.01 '*' 0.05 '.' 0.1 ' ' 1</w:t>
-      </w:r>
-      <w:r>
-        <w:br/>
-      </w:r>
-      <w:r>
-        <w:rPr>
-          <w:rStyle w:val="DocumentationTok"/>
-        </w:rPr>
-        <w:t xml:space="preserve">## </w:t>
-      </w:r>
-      <w:r>
-        <w:br/>
-      </w:r>
-      <w:r>
-        <w:rPr>
-          <w:rStyle w:val="DocumentationTok"/>
-        </w:rPr>
-        <w:t xml:space="preserve">## attr(,"class")</w:t>
-      </w:r>
-      <w:r>
-        <w:br/>
-      </w:r>
-      <w:r>
-        <w:rPr>
-          <w:rStyle w:val="DocumentationTok"/>
-        </w:rPr>
-        <w:t xml:space="preserve">## [1] "pwadstrata" "list"</w:t>
-      </w:r>
-    </w:p>
-    <w:p>
-      <w:pPr>
-        <w:pStyle w:val="SourceCode"/>
-      </w:pPr>
-      <w:r>
-        <w:rPr>
-          <w:rStyle w:val="CommentTok"/>
-        </w:rPr>
-        <w:t xml:space="preserve"># install.packages("RVAideMemoire")</w:t>
-      </w:r>
-      <w:r>
-        <w:br/>
-      </w:r>
-      <w:r>
-        <w:rPr>
-          <w:rStyle w:val="FunctionTok"/>
-        </w:rPr>
-        <w:t xml:space="preserve">library</w:t>
-      </w:r>
-      <w:r>
-        <w:rPr>
-          <w:rStyle w:val="NormalTok"/>
-        </w:rPr>
-        <w:t xml:space="preserve">(RVAideMemoire)</w:t>
-      </w:r>
-      <w:r>
-        <w:br/>
-      </w:r>
-      <w:r>
-        <w:br/>
-      </w:r>
-      <w:r>
-        <w:rPr>
-          <w:rStyle w:val="CommentTok"/>
-        </w:rPr>
-        <w:t xml:space="preserve"># Pairwise PERMANOVA</w:t>
-      </w:r>
-      <w:r>
-        <w:br/>
-      </w:r>
-      <w:r>
-        <w:rPr>
-          <w:rStyle w:val="FunctionTok"/>
-        </w:rPr>
-        <w:t xml:space="preserve">pairwise.perm.manova</w:t>
-      </w:r>
-      <w:r>
-        <w:rPr>
-          <w:rStyle w:val="NormalTok"/>
-        </w:rPr>
-        <w:t xml:space="preserve">(</w:t>
-      </w:r>
-      <w:r>
-        <w:rPr>
-          <w:rStyle w:val="FunctionTok"/>
-        </w:rPr>
-        <w:t xml:space="preserve">vegdist</w:t>
-      </w:r>
-      <w:r>
-        <w:rPr>
-          <w:rStyle w:val="NormalTok"/>
-        </w:rPr>
-        <w:t xml:space="preserve">(darl_scaled, </w:t>
-      </w:r>
-      <w:r>
-        <w:rPr>
-          <w:rStyle w:val="AttributeTok"/>
-        </w:rPr>
-        <w:t xml:space="preserve">method =</w:t>
-      </w:r>
-      <w:r>
-        <w:rPr>
-          <w:rStyle w:val="NormalTok"/>
-        </w:rPr>
-        <w:t xml:space="preserve"> </w:t>
-      </w:r>
-      <w:r>
-        <w:rPr>
-          <w:rStyle w:val="StringTok"/>
-        </w:rPr>
-        <w:t xml:space="preserve">"euclidean"</w:t>
-      </w:r>
-      <w:r>
-        <w:rPr>
-          <w:rStyle w:val="NormalTok"/>
-        </w:rPr>
-        <w:t xml:space="preserve">),</w:t>
-      </w:r>
-      <w:r>
-        <w:br/>
-      </w:r>
-      <w:r>
-        <w:rPr>
-          <w:rStyle w:val="NormalTok"/>
-        </w:rPr>
-        <w:t xml:space="preserve">                     darlingtonia</w:t>
-      </w:r>
-      <w:r>
-        <w:rPr>
-          <w:rStyle w:val="SpecialCharTok"/>
-        </w:rPr>
-        <w:t xml:space="preserve">$</w:t>
-      </w:r>
-      <w:r>
-        <w:rPr>
-          <w:rStyle w:val="NormalTok"/>
-        </w:rPr>
-        <w:t xml:space="preserve">site,</w:t>
-      </w:r>
-      <w:r>
-        <w:br/>
-      </w:r>
-      <w:r>
-        <w:rPr>
-          <w:rStyle w:val="NormalTok"/>
-        </w:rPr>
-        <w:t xml:space="preserve">                     </w:t>
-      </w:r>
-      <w:r>
-        <w:rPr>
-          <w:rStyle w:val="AttributeTok"/>
-        </w:rPr>
-        <w:t xml:space="preserve">test =</w:t>
-      </w:r>
-      <w:r>
-        <w:rPr>
-          <w:rStyle w:val="NormalTok"/>
-        </w:rPr>
-        <w:t xml:space="preserve"> </w:t>
-      </w:r>
-      <w:r>
-        <w:rPr>
-          <w:rStyle w:val="StringTok"/>
-        </w:rPr>
-        <w:t xml:space="preserve">"Wilks"</w:t>
-      </w:r>
-      <w:r>
-        <w:rPr>
-          <w:rStyle w:val="NormalTok"/>
-        </w:rPr>
-        <w:t xml:space="preserve">,</w:t>
-      </w:r>
-      <w:r>
-        <w:br/>
-      </w:r>
-      <w:r>
-        <w:rPr>
-          <w:rStyle w:val="NormalTok"/>
-        </w:rPr>
-        <w:t xml:space="preserve">                     </w:t>
-      </w:r>
-      <w:r>
-        <w:rPr>
-          <w:rStyle w:val="AttributeTok"/>
-        </w:rPr>
-        <w:t xml:space="preserve">nperm =</w:t>
-      </w:r>
-      <w:r>
-        <w:rPr>
-          <w:rStyle w:val="NormalTok"/>
-        </w:rPr>
-        <w:t xml:space="preserve"> </w:t>
-      </w:r>
-      <w:r>
-        <w:rPr>
-          <w:rStyle w:val="DecValTok"/>
-        </w:rPr>
-        <w:t xml:space="preserve">999</w:t>
-      </w:r>
-      <w:r>
-        <w:rPr>
-          <w:rStyle w:val="NormalTok"/>
-        </w:rPr>
-        <w:t xml:space="preserve">,</w:t>
-      </w:r>
-      <w:r>
-        <w:br/>
-      </w:r>
-      <w:r>
-        <w:rPr>
-          <w:rStyle w:val="NormalTok"/>
-        </w:rPr>
-        <w:t xml:space="preserve">                     </w:t>
-      </w:r>
-      <w:r>
-        <w:rPr>
-          <w:rStyle w:val="AttributeTok"/>
-        </w:rPr>
-        <w:t xml:space="preserve">p.method =</w:t>
-      </w:r>
-      <w:r>
-        <w:rPr>
-          <w:rStyle w:val="NormalTok"/>
-        </w:rPr>
-        <w:t xml:space="preserve"> </w:t>
-      </w:r>
-      <w:r>
-        <w:rPr>
-          <w:rStyle w:val="StringTok"/>
-        </w:rPr>
-        <w:t xml:space="preserve">"bonferroni"</w:t>
-      </w:r>
-      <w:r>
-        <w:rPr>
-          <w:rStyle w:val="NormalTok"/>
-        </w:rPr>
-        <w:t xml:space="preserve">)</w:t>
-      </w:r>
-      <w:r>
-        <w:br/>
-      </w:r>
-      <w:r>
-        <w:rPr>
-          <w:rStyle w:val="DocumentationTok"/>
-        </w:rPr>
-        <w:t xml:space="preserve">## </w:t>
-      </w:r>
-      <w:r>
-        <w:br/>
-      </w:r>
-      <w:r>
-        <w:rPr>
-          <w:rStyle w:val="DocumentationTok"/>
-        </w:rPr>
-        <w:t xml:space="preserve">##  Pairwise comparisons using permutation MANOVAs on a distance matrix </w:t>
-      </w:r>
-      <w:r>
-        <w:br/>
-      </w:r>
-      <w:r>
-        <w:rPr>
-          <w:rStyle w:val="DocumentationTok"/>
-        </w:rPr>
-        <w:t xml:space="preserve">## </w:t>
-      </w:r>
-      <w:r>
-        <w:br/>
-      </w:r>
-      <w:r>
-        <w:rPr>
-          <w:rStyle w:val="DocumentationTok"/>
-        </w:rPr>
-        <w:t xml:space="preserve">## data:  vegdist(darl_scaled, method = "euclidean") by darlingtonia$site</w:t>
-      </w:r>
-      <w:r>
-        <w:br/>
-      </w:r>
-      <w:r>
-        <w:rPr>
-          <w:rStyle w:val="DocumentationTok"/>
-        </w:rPr>
-        <w:t xml:space="preserve">## 999 permutations </w:t>
-      </w:r>
-      <w:r>
-        <w:br/>
-      </w:r>
-      <w:r>
-        <w:rPr>
-          <w:rStyle w:val="DocumentationTok"/>
-        </w:rPr>
-        <w:t xml:space="preserve">## </w:t>
-      </w:r>
-      <w:r>
-        <w:br/>
-      </w:r>
-      <w:r>
-        <w:rPr>
-          <w:rStyle w:val="DocumentationTok"/>
-        </w:rPr>
-        <w:t xml:space="preserve">##     DG    HD    LEH  </w:t>
-      </w:r>
-      <w:r>
-        <w:br/>
-      </w:r>
-      <w:r>
-        <w:rPr>
-          <w:rStyle w:val="DocumentationTok"/>
-        </w:rPr>
-        <w:t xml:space="preserve">## HD  0.006 -     -    </w:t>
-      </w:r>
-      <w:r>
-        <w:br/>
-      </w:r>
-      <w:r>
-        <w:rPr>
-          <w:rStyle w:val="DocumentationTok"/>
-        </w:rPr>
-        <w:t xml:space="preserve">## LEH 0.114 0.006 -    </w:t>
-      </w:r>
-      <w:r>
-        <w:br/>
-      </w:r>
-      <w:r>
-        <w:rPr>
-          <w:rStyle w:val="DocumentationTok"/>
-        </w:rPr>
-        <w:t xml:space="preserve">## TJH 0.006 0.006 0.006</w:t>
+        <w:t xml:space="preserve">## TJH 0.012 0.006 0.006</w:t>
       </w:r>
       <w:r>
         <w:br/>
